--- a/DataCo_SQL_Queries_with_Interpretations_Surabhi.docx
+++ b/DataCo_SQL_Queries_with_Interpretations_Surabhi.docx
@@ -23,7 +23,7 @@
         <w:rPr>
           <w:color w:val="172B4D"/>
         </w:rPr>
-        <w:t>This document contains four additional SQL queries selected for the DBMS 201 project. The queries use the table and column names from the logical model. Execute each query in MySQL Workbench and paste the result-grid screenshot into the labeled section.</w:t>
+        <w:t>This document contains four SQL queries selected for the DBMS 201 project. The queries use the table and column names from the logical model. Execute each query in MySQL Workbench and paste the result-grid screenshot into the labeled section.</w:t>
       </w:r>
     </w:p>
     <w:p>
@@ -88,9 +88,6 @@
     </w:p>
     <w:p>
       <w:r>
-        <w:br w:type="page"/>
-      </w:r>
-      <w:r>
         <w:rPr>
           <w:rFonts w:asciiTheme="majorHAnsi" w:eastAsiaTheme="majorEastAsia" w:hAnsiTheme="majorHAnsi" w:cstheme="majorBidi"/>
           <w:b/>
@@ -100,40 +97,7 @@
           <w:szCs w:val="28"/>
         </w:rPr>
         <w:lastRenderedPageBreak/>
-        <w:t>B</w:t>
-      </w:r>
-      <w:r>
-        <w:rPr>
-          <w:rFonts w:asciiTheme="majorHAnsi" w:eastAsiaTheme="majorEastAsia" w:hAnsiTheme="majorHAnsi" w:cstheme="majorBidi"/>
-          <w:b/>
-          <w:bCs/>
-          <w:color w:val="0B5A75"/>
-          <w:sz w:val="32"/>
-          <w:szCs w:val="28"/>
-        </w:rPr>
-        <w:t xml:space="preserve">asic Query </w:t>
-      </w:r>
-      <w:r>
-        <w:rPr>
-          <w:rFonts w:asciiTheme="majorHAnsi" w:eastAsiaTheme="majorEastAsia" w:hAnsiTheme="majorHAnsi" w:cstheme="majorBidi"/>
-          <w:b/>
-          <w:bCs/>
-          <w:color w:val="0B5A75"/>
-          <w:sz w:val="32"/>
-          <w:szCs w:val="28"/>
-        </w:rPr>
-        <w:t>1</w:t>
-      </w:r>
-      <w:r>
-        <w:rPr>
-          <w:rFonts w:asciiTheme="majorHAnsi" w:eastAsiaTheme="majorEastAsia" w:hAnsiTheme="majorHAnsi" w:cstheme="majorBidi"/>
-          <w:b/>
-          <w:bCs/>
-          <w:color w:val="0B5A75"/>
-          <w:sz w:val="32"/>
-          <w:szCs w:val="28"/>
-        </w:rPr>
-        <w:t>. Top 10 Customers by Revenue</w:t>
+        <w:t>Top 10 Customers by Revenue</w:t>
       </w:r>
     </w:p>
     <w:p>
@@ -143,15 +107,7 @@
           <w:color w:val="172B4D"/>
           <w:sz w:val="20"/>
         </w:rPr>
-        <w:t>S</w:t>
-      </w:r>
-      <w:r>
-        <w:rPr>
-          <w:b/>
-          <w:color w:val="172B4D"/>
-          <w:sz w:val="20"/>
-        </w:rPr>
-        <w:t>QL code</w:t>
+        <w:t>SQL code</w:t>
       </w:r>
     </w:p>
     <w:tbl>
@@ -187,194 +143,259 @@
           <w:p>
             <w:pPr>
               <w:spacing w:after="0"/>
-            </w:pPr>
-            <w:r>
               <w:rPr>
                 <w:rFonts w:ascii="Consolas" w:hAnsi="Consolas"/>
                 <w:color w:val="172B4D"/>
                 <w:sz w:val="17"/>
               </w:rPr>
-              <w:t>SELECT</w:t>
-            </w:r>
-            <w:r>
-              <w:br/>
-            </w:r>
+            </w:pPr>
             <w:r>
               <w:rPr>
                 <w:rFonts w:ascii="Consolas" w:hAnsi="Consolas"/>
                 <w:color w:val="172B4D"/>
                 <w:sz w:val="17"/>
               </w:rPr>
-              <w:t xml:space="preserve">    c.customer_id,</w:t>
-            </w:r>
-            <w:r>
-              <w:br/>
-            </w:r>
-            <w:r>
+              <w:t>SELECT</w:t>
+            </w:r>
+          </w:p>
+          <w:p>
+            <w:pPr>
+              <w:spacing w:after="0"/>
               <w:rPr>
                 <w:rFonts w:ascii="Consolas" w:hAnsi="Consolas"/>
                 <w:color w:val="172B4D"/>
                 <w:sz w:val="17"/>
               </w:rPr>
-              <w:t xml:space="preserve">    c.customer_name,</w:t>
-            </w:r>
-            <w:r>
-              <w:br/>
-            </w:r>
+            </w:pPr>
             <w:r>
               <w:rPr>
                 <w:rFonts w:ascii="Consolas" w:hAnsi="Consolas"/>
                 <w:color w:val="172B4D"/>
                 <w:sz w:val="17"/>
               </w:rPr>
-              <w:t xml:space="preserve">    (</w:t>
-            </w:r>
-            <w:r>
-              <w:br/>
-            </w:r>
-            <w:r>
+              <w:t xml:space="preserve">    c.customer_id,</w:t>
+            </w:r>
+          </w:p>
+          <w:p>
+            <w:pPr>
+              <w:spacing w:after="0"/>
               <w:rPr>
                 <w:rFonts w:ascii="Consolas" w:hAnsi="Consolas"/>
                 <w:color w:val="172B4D"/>
                 <w:sz w:val="17"/>
               </w:rPr>
-              <w:t xml:space="preserve">        SELECT COUNT(DISTINCT o.order_id)</w:t>
-            </w:r>
-            <w:r>
-              <w:br/>
-            </w:r>
+            </w:pPr>
             <w:r>
               <w:rPr>
                 <w:rFonts w:ascii="Consolas" w:hAnsi="Consolas"/>
                 <w:color w:val="172B4D"/>
                 <w:sz w:val="17"/>
               </w:rPr>
-              <w:t xml:space="preserve">        FROM orders o</w:t>
-            </w:r>
-            <w:r>
-              <w:br/>
-            </w:r>
-            <w:r>
+              <w:t xml:space="preserve">    c.customer_name,</w:t>
+            </w:r>
+          </w:p>
+          <w:p>
+            <w:pPr>
+              <w:spacing w:after="0"/>
               <w:rPr>
                 <w:rFonts w:ascii="Consolas" w:hAnsi="Consolas"/>
                 <w:color w:val="172B4D"/>
                 <w:sz w:val="17"/>
               </w:rPr>
-              <w:t xml:space="preserve">        WHERE o.customer_id = c.customer_id</w:t>
-            </w:r>
-            <w:r>
-              <w:br/>
-            </w:r>
+            </w:pPr>
             <w:r>
               <w:rPr>
                 <w:rFonts w:ascii="Consolas" w:hAnsi="Consolas"/>
                 <w:color w:val="172B4D"/>
                 <w:sz w:val="17"/>
               </w:rPr>
-              <w:t xml:space="preserve">    ) AS total_orders,</w:t>
-            </w:r>
-            <w:r>
-              <w:br/>
-            </w:r>
-            <w:r>
+              <w:t xml:space="preserve">    COUNT(DISTINCT o.order_id) AS total_orders,</w:t>
+            </w:r>
+          </w:p>
+          <w:p>
+            <w:pPr>
+              <w:spacing w:after="0"/>
               <w:rPr>
                 <w:rFonts w:ascii="Consolas" w:hAnsi="Consolas"/>
                 <w:color w:val="172B4D"/>
                 <w:sz w:val="17"/>
               </w:rPr>
-              <w:t xml:space="preserve">    (</w:t>
-            </w:r>
-            <w:r>
-              <w:br/>
-            </w:r>
+            </w:pPr>
             <w:r>
               <w:rPr>
                 <w:rFonts w:ascii="Consolas" w:hAnsi="Consolas"/>
                 <w:color w:val="172B4D"/>
                 <w:sz w:val="17"/>
               </w:rPr>
-              <w:t xml:space="preserve">        SELECT SUM(oi.item_total)</w:t>
-            </w:r>
-            <w:r>
-              <w:br/>
-            </w:r>
-            <w:r>
+              <w:t xml:space="preserve">    SUM(oi.item_total) AS total_revenue</w:t>
+            </w:r>
+          </w:p>
+          <w:p>
+            <w:pPr>
+              <w:spacing w:after="0"/>
               <w:rPr>
                 <w:rFonts w:ascii="Consolas" w:hAnsi="Consolas"/>
                 <w:color w:val="172B4D"/>
                 <w:sz w:val="17"/>
               </w:rPr>
-              <w:t xml:space="preserve">        FROM orders o</w:t>
-            </w:r>
-            <w:r>
-              <w:br/>
-            </w:r>
+            </w:pPr>
             <w:r>
               <w:rPr>
                 <w:rFonts w:ascii="Consolas" w:hAnsi="Consolas"/>
                 <w:color w:val="172B4D"/>
                 <w:sz w:val="17"/>
               </w:rPr>
-              <w:t xml:space="preserve">        JOIN order_items oi</w:t>
-            </w:r>
-            <w:r>
-              <w:br/>
-            </w:r>
-            <w:r>
+              <w:t>FROM customers c</w:t>
+            </w:r>
+          </w:p>
+          <w:p>
+            <w:pPr>
+              <w:spacing w:after="0"/>
               <w:rPr>
                 <w:rFonts w:ascii="Consolas" w:hAnsi="Consolas"/>
                 <w:color w:val="172B4D"/>
                 <w:sz w:val="17"/>
               </w:rPr>
-              <w:t xml:space="preserve">            ON o.order_id = oi.order_id</w:t>
-            </w:r>
-            <w:r>
-              <w:br/>
-            </w:r>
+            </w:pPr>
             <w:r>
               <w:rPr>
                 <w:rFonts w:ascii="Consolas" w:hAnsi="Consolas"/>
                 <w:color w:val="172B4D"/>
                 <w:sz w:val="17"/>
               </w:rPr>
-              <w:t xml:space="preserve">        WHERE o.customer_id = c.customer_id</w:t>
-            </w:r>
-            <w:r>
-              <w:br/>
-            </w:r>
-            <w:r>
+              <w:t>JOIN orders o</w:t>
+            </w:r>
+          </w:p>
+          <w:p>
+            <w:pPr>
+              <w:spacing w:after="0"/>
               <w:rPr>
                 <w:rFonts w:ascii="Consolas" w:hAnsi="Consolas"/>
                 <w:color w:val="172B4D"/>
                 <w:sz w:val="17"/>
               </w:rPr>
-              <w:t xml:space="preserve">    ) AS total_revenue</w:t>
-            </w:r>
-            <w:r>
-              <w:br/>
-            </w:r>
+            </w:pPr>
             <w:r>
               <w:rPr>
                 <w:rFonts w:ascii="Consolas" w:hAnsi="Consolas"/>
                 <w:color w:val="172B4D"/>
                 <w:sz w:val="17"/>
               </w:rPr>
-              <w:t>FROM customers c</w:t>
-            </w:r>
-            <w:r>
-              <w:br/>
-            </w:r>
-            <w:r>
+              <w:t xml:space="preserve">    ON c.customer_id = o.customer_id</w:t>
+            </w:r>
+          </w:p>
+          <w:p>
+            <w:pPr>
+              <w:spacing w:after="0"/>
               <w:rPr>
                 <w:rFonts w:ascii="Consolas" w:hAnsi="Consolas"/>
                 <w:color w:val="172B4D"/>
                 <w:sz w:val="17"/>
               </w:rPr>
+            </w:pPr>
+            <w:r>
+              <w:rPr>
+                <w:rFonts w:ascii="Consolas" w:hAnsi="Consolas"/>
+                <w:color w:val="172B4D"/>
+                <w:sz w:val="17"/>
+              </w:rPr>
+              <w:t>JOIN order_items oi</w:t>
+            </w:r>
+          </w:p>
+          <w:p>
+            <w:pPr>
+              <w:spacing w:after="0"/>
+              <w:rPr>
+                <w:rFonts w:ascii="Consolas" w:hAnsi="Consolas"/>
+                <w:color w:val="172B4D"/>
+                <w:sz w:val="17"/>
+              </w:rPr>
+            </w:pPr>
+            <w:r>
+              <w:rPr>
+                <w:rFonts w:ascii="Consolas" w:hAnsi="Consolas"/>
+                <w:color w:val="172B4D"/>
+                <w:sz w:val="17"/>
+              </w:rPr>
+              <w:t xml:space="preserve">    ON o.order_id = oi.order_id</w:t>
+            </w:r>
+          </w:p>
+          <w:p>
+            <w:pPr>
+              <w:spacing w:after="0"/>
+              <w:rPr>
+                <w:rFonts w:ascii="Consolas" w:hAnsi="Consolas"/>
+                <w:color w:val="172B4D"/>
+                <w:sz w:val="17"/>
+              </w:rPr>
+            </w:pPr>
+            <w:r>
+              <w:rPr>
+                <w:rFonts w:ascii="Consolas" w:hAnsi="Consolas"/>
+                <w:color w:val="172B4D"/>
+                <w:sz w:val="17"/>
+              </w:rPr>
+              <w:t>GROUP BY</w:t>
+            </w:r>
+          </w:p>
+          <w:p>
+            <w:pPr>
+              <w:spacing w:after="0"/>
+              <w:rPr>
+                <w:rFonts w:ascii="Consolas" w:hAnsi="Consolas"/>
+                <w:color w:val="172B4D"/>
+                <w:sz w:val="17"/>
+              </w:rPr>
+            </w:pPr>
+            <w:r>
+              <w:rPr>
+                <w:rFonts w:ascii="Consolas" w:hAnsi="Consolas"/>
+                <w:color w:val="172B4D"/>
+                <w:sz w:val="17"/>
+              </w:rPr>
+              <w:t xml:space="preserve">    c.customer_id,</w:t>
+            </w:r>
+          </w:p>
+          <w:p>
+            <w:pPr>
+              <w:spacing w:after="0"/>
+              <w:rPr>
+                <w:rFonts w:ascii="Consolas" w:hAnsi="Consolas"/>
+                <w:color w:val="172B4D"/>
+                <w:sz w:val="17"/>
+              </w:rPr>
+            </w:pPr>
+            <w:r>
+              <w:rPr>
+                <w:rFonts w:ascii="Consolas" w:hAnsi="Consolas"/>
+                <w:color w:val="172B4D"/>
+                <w:sz w:val="17"/>
+              </w:rPr>
+              <w:t xml:space="preserve">    c.customer_name</w:t>
+            </w:r>
+          </w:p>
+          <w:p>
+            <w:pPr>
+              <w:spacing w:after="0"/>
+              <w:rPr>
+                <w:rFonts w:ascii="Consolas" w:hAnsi="Consolas"/>
+                <w:color w:val="172B4D"/>
+                <w:sz w:val="17"/>
+              </w:rPr>
+            </w:pPr>
+            <w:r>
+              <w:rPr>
+                <w:rFonts w:ascii="Consolas" w:hAnsi="Consolas"/>
+                <w:color w:val="172B4D"/>
+                <w:sz w:val="17"/>
+              </w:rPr>
               <w:t>ORDER BY total_revenue DESC</w:t>
             </w:r>
-            <w:r>
-              <w:br/>
-            </w:r>
+          </w:p>
+          <w:p>
+            <w:pPr>
+              <w:spacing w:after="0"/>
+            </w:pPr>
             <w:r>
               <w:rPr>
                 <w:rFonts w:ascii="Consolas" w:hAnsi="Consolas"/>
@@ -470,6 +491,7 @@
             </w:pPr>
             <w:r>
               <w:rPr>
+                <w:noProof/>
                 <w:color w:val="5B6B7A"/>
                 <w:sz w:val="20"/>
               </w:rPr>
@@ -552,14 +574,14 @@
         <w:pStyle w:val="Heading1"/>
         <w:spacing w:before="160"/>
       </w:pPr>
+    </w:p>
+    <w:p>
+      <w:pPr>
+        <w:pStyle w:val="Heading1"/>
+        <w:spacing w:before="160"/>
+      </w:pPr>
       <w:r>
-        <w:t xml:space="preserve">Basic Query </w:t>
-      </w:r>
-      <w:r>
-        <w:t>2</w:t>
-      </w:r>
-      <w:r>
-        <w:t>. Revenue by Product Category</w:t>
+        <w:t>Which Customer Segments Place the Most Orders?</w:t>
       </w:r>
     </w:p>
     <w:p>
@@ -605,223 +627,140 @@
           <w:p>
             <w:pPr>
               <w:spacing w:after="0"/>
-            </w:pPr>
-            <w:r>
               <w:rPr>
                 <w:rFonts w:ascii="Consolas" w:hAnsi="Consolas"/>
                 <w:color w:val="172B4D"/>
                 <w:sz w:val="17"/>
               </w:rPr>
-              <w:t>SELECT</w:t>
-            </w:r>
-            <w:r>
-              <w:br/>
-            </w:r>
+            </w:pPr>
             <w:r>
               <w:rPr>
                 <w:rFonts w:ascii="Consolas" w:hAnsi="Consolas"/>
                 <w:color w:val="172B4D"/>
                 <w:sz w:val="17"/>
               </w:rPr>
-              <w:t xml:space="preserve">    c.category_id,</w:t>
-            </w:r>
-            <w:r>
-              <w:br/>
-            </w:r>
-            <w:r>
+              <w:t>SELECT</w:t>
+            </w:r>
+          </w:p>
+          <w:p>
+            <w:pPr>
+              <w:spacing w:after="0"/>
               <w:rPr>
                 <w:rFonts w:ascii="Consolas" w:hAnsi="Consolas"/>
                 <w:color w:val="172B4D"/>
                 <w:sz w:val="17"/>
               </w:rPr>
-              <w:t xml:space="preserve">    c.category_name,</w:t>
-            </w:r>
-            <w:r>
-              <w:br/>
-            </w:r>
+            </w:pPr>
             <w:r>
               <w:rPr>
                 <w:rFonts w:ascii="Consolas" w:hAnsi="Consolas"/>
                 <w:color w:val="172B4D"/>
                 <w:sz w:val="17"/>
               </w:rPr>
-              <w:t xml:space="preserve">    category_data.total_units_sold,</w:t>
-            </w:r>
-            <w:r>
-              <w:br/>
-            </w:r>
-            <w:r>
+              <w:t xml:space="preserve">    c.customer_segment,</w:t>
+            </w:r>
+          </w:p>
+          <w:p>
+            <w:pPr>
+              <w:spacing w:after="0"/>
               <w:rPr>
                 <w:rFonts w:ascii="Consolas" w:hAnsi="Consolas"/>
                 <w:color w:val="172B4D"/>
                 <w:sz w:val="17"/>
               </w:rPr>
-              <w:t xml:space="preserve">    category_data.total_revenue,</w:t>
-            </w:r>
-            <w:r>
-              <w:br/>
-            </w:r>
+            </w:pPr>
             <w:r>
               <w:rPr>
                 <w:rFonts w:ascii="Consolas" w:hAnsi="Consolas"/>
                 <w:color w:val="172B4D"/>
                 <w:sz w:val="17"/>
               </w:rPr>
-              <w:t xml:space="preserve">    category_data.average_profit</w:t>
-            </w:r>
-            <w:r>
-              <w:br/>
-            </w:r>
-            <w:r>
+              <w:t xml:space="preserve">    COUNT(DISTINCT o.order_id) AS total_orders</w:t>
+            </w:r>
+          </w:p>
+          <w:p>
+            <w:pPr>
+              <w:spacing w:after="0"/>
               <w:rPr>
                 <w:rFonts w:ascii="Consolas" w:hAnsi="Consolas"/>
                 <w:color w:val="172B4D"/>
                 <w:sz w:val="17"/>
               </w:rPr>
-              <w:t>FROM categories c</w:t>
-            </w:r>
-            <w:r>
-              <w:br/>
-            </w:r>
+            </w:pPr>
             <w:r>
               <w:rPr>
                 <w:rFonts w:ascii="Consolas" w:hAnsi="Consolas"/>
                 <w:color w:val="172B4D"/>
                 <w:sz w:val="17"/>
               </w:rPr>
-              <w:t>JOIN (</w:t>
-            </w:r>
-            <w:r>
-              <w:br/>
-            </w:r>
-            <w:r>
+              <w:t>FROM customers c</w:t>
+            </w:r>
+          </w:p>
+          <w:p>
+            <w:pPr>
+              <w:spacing w:after="0"/>
               <w:rPr>
                 <w:rFonts w:ascii="Consolas" w:hAnsi="Consolas"/>
                 <w:color w:val="172B4D"/>
                 <w:sz w:val="17"/>
               </w:rPr>
-              <w:t xml:space="preserve">    SELECT</w:t>
-            </w:r>
-            <w:r>
-              <w:br/>
-            </w:r>
+            </w:pPr>
             <w:r>
               <w:rPr>
                 <w:rFonts w:ascii="Consolas" w:hAnsi="Consolas"/>
                 <w:color w:val="172B4D"/>
                 <w:sz w:val="17"/>
               </w:rPr>
-              <w:t xml:space="preserve">        p.category_id,</w:t>
-            </w:r>
-            <w:r>
-              <w:br/>
-            </w:r>
-            <w:r>
+              <w:t>JOIN orders o</w:t>
+            </w:r>
+          </w:p>
+          <w:p>
+            <w:pPr>
+              <w:spacing w:after="0"/>
               <w:rPr>
                 <w:rFonts w:ascii="Consolas" w:hAnsi="Consolas"/>
                 <w:color w:val="172B4D"/>
                 <w:sz w:val="17"/>
               </w:rPr>
-              <w:t xml:space="preserve">        SUM(oi.item_quantity) AS total_units_sold,</w:t>
-            </w:r>
-            <w:r>
-              <w:br/>
-            </w:r>
+            </w:pPr>
             <w:r>
               <w:rPr>
                 <w:rFonts w:ascii="Consolas" w:hAnsi="Consolas"/>
                 <w:color w:val="172B4D"/>
                 <w:sz w:val="17"/>
               </w:rPr>
-              <w:t xml:space="preserve">        SUM(oi.item_total) AS total_revenue,</w:t>
-            </w:r>
-            <w:r>
-              <w:br/>
-            </w:r>
-            <w:r>
+              <w:t xml:space="preserve">    ON c.customer_id = o.customer_id</w:t>
+            </w:r>
+          </w:p>
+          <w:p>
+            <w:pPr>
+              <w:spacing w:after="0"/>
               <w:rPr>
                 <w:rFonts w:ascii="Consolas" w:hAnsi="Consolas"/>
                 <w:color w:val="172B4D"/>
                 <w:sz w:val="17"/>
               </w:rPr>
-              <w:t xml:space="preserve">        ROUND(AVG(oi.benefit_per_order), 2) AS average_profit</w:t>
-            </w:r>
-            <w:r>
-              <w:br/>
-            </w:r>
+            </w:pPr>
             <w:r>
               <w:rPr>
                 <w:rFonts w:ascii="Consolas" w:hAnsi="Consolas"/>
                 <w:color w:val="172B4D"/>
                 <w:sz w:val="17"/>
               </w:rPr>
-              <w:t xml:space="preserve">    FROM products p</w:t>
-            </w:r>
-            <w:r>
-              <w:br/>
-            </w:r>
+              <w:t>GROUP BY c.customer_segment</w:t>
+            </w:r>
+          </w:p>
+          <w:p>
+            <w:pPr>
+              <w:spacing w:after="0"/>
+            </w:pPr>
             <w:r>
               <w:rPr>
                 <w:rFonts w:ascii="Consolas" w:hAnsi="Consolas"/>
                 <w:color w:val="172B4D"/>
                 <w:sz w:val="17"/>
               </w:rPr>
-              <w:t xml:space="preserve">    JOIN order_items oi</w:t>
-            </w:r>
-            <w:r>
-              <w:br/>
-            </w:r>
-            <w:r>
-              <w:rPr>
-                <w:rFonts w:ascii="Consolas" w:hAnsi="Consolas"/>
-                <w:color w:val="172B4D"/>
-                <w:sz w:val="17"/>
-              </w:rPr>
-              <w:t xml:space="preserve">        ON p.product_card_id = oi.product_card_id</w:t>
-            </w:r>
-            <w:r>
-              <w:br/>
-            </w:r>
-            <w:r>
-              <w:rPr>
-                <w:rFonts w:ascii="Consolas" w:hAnsi="Consolas"/>
-                <w:color w:val="172B4D"/>
-                <w:sz w:val="17"/>
-              </w:rPr>
-              <w:t xml:space="preserve">    GROUP BY p.category_id</w:t>
-            </w:r>
-            <w:r>
-              <w:br/>
-            </w:r>
-            <w:r>
-              <w:rPr>
-                <w:rFonts w:ascii="Consolas" w:hAnsi="Consolas"/>
-                <w:color w:val="172B4D"/>
-                <w:sz w:val="17"/>
-              </w:rPr>
-              <w:t>) AS category_data</w:t>
-            </w:r>
-            <w:r>
-              <w:br/>
-            </w:r>
-            <w:r>
-              <w:rPr>
-                <w:rFonts w:ascii="Consolas" w:hAnsi="Consolas"/>
-                <w:color w:val="172B4D"/>
-                <w:sz w:val="17"/>
-              </w:rPr>
-              <w:t xml:space="preserve">    ON c.category_id = category_data.category_id</w:t>
-            </w:r>
-            <w:r>
-              <w:br/>
-            </w:r>
-            <w:r>
-              <w:rPr>
-                <w:rFonts w:ascii="Consolas" w:hAnsi="Consolas"/>
-                <w:color w:val="172B4D"/>
-                <w:sz w:val="17"/>
-              </w:rPr>
-              <w:t>ORDER BY category_data.total_revenue DESC;</w:t>
+              <w:t>ORDER BY total_orders DESC;</w:t>
             </w:r>
           </w:p>
         </w:tc>
@@ -833,6 +772,11 @@
       </w:pPr>
     </w:p>
     <w:p>
+      <w:pPr>
+        <w:rPr>
+          <w:color w:val="172B4D"/>
+        </w:rPr>
+      </w:pPr>
       <w:r>
         <w:rPr>
           <w:b/>
@@ -844,23 +788,43 @@
         <w:rPr>
           <w:color w:val="172B4D"/>
         </w:rPr>
-        <w:t>The subquery aggregates units sold, revenue, and average benefit for each category ID. The outer query joins those results to categories so that the category name is displayed.</w:t>
+        <w:t>This query joins the customers and orders tables using customer_id. It groups customers according to their customer_segment and counts the distinct orders placed by each segment.The results are sorted in descending order, so the customer segment with the most orders appears first.</w:t>
       </w:r>
     </w:p>
     <w:p>
+      <w:pPr>
+        <w:spacing w:after="0" w:line="240" w:lineRule="auto"/>
+        <w:rPr>
+          <w:b/>
+          <w:bCs/>
+        </w:rPr>
+      </w:pPr>
       <w:r>
         <w:rPr>
           <w:b/>
-          <w:color w:val="172B4D"/>
+          <w:bCs/>
         </w:rPr>
-        <w:t xml:space="preserve">Expected result: </w:t>
+        <w:t>Insight</w:t>
       </w:r>
       <w:r>
         <w:rPr>
-          <w:color w:val="172B4D"/>
+          <w:b/>
+          <w:bCs/>
         </w:rPr>
-        <w:t>The output should show each category, units sold, total revenue, and average profit, ordered by revenue.</w:t>
+        <w:t xml:space="preserve">: </w:t>
       </w:r>
+      <w:r>
+        <w:t>This query helps identify the most active customer segment and shows which group contributes the greatest order volume.</w:t>
+      </w:r>
+    </w:p>
+    <w:p>
+      <w:pPr>
+        <w:spacing w:after="0" w:line="240" w:lineRule="auto"/>
+        <w:rPr>
+          <w:b/>
+          <w:bCs/>
+        </w:rPr>
+      </w:pPr>
     </w:p>
     <w:p>
       <w:r>
@@ -910,6 +874,7 @@
             </w:pPr>
             <w:r>
               <w:rPr>
+                <w:noProof/>
                 <w:color w:val="5B6B7A"/>
                 <w:sz w:val="20"/>
               </w:rPr>
@@ -965,17 +930,16 @@
         <w:pStyle w:val="Heading1"/>
         <w:spacing w:before="160"/>
       </w:pPr>
+    </w:p>
+    <w:p/>
+    <w:p/>
+    <w:p>
+      <w:pPr>
+        <w:pStyle w:val="Heading1"/>
+        <w:spacing w:before="160"/>
+      </w:pPr>
       <w:r>
-        <w:t xml:space="preserve">Advanced </w:t>
-      </w:r>
-      <w:r>
-        <w:t>-Level Query</w:t>
-      </w:r>
-      <w:r>
-        <w:t xml:space="preserve"> 3</w:t>
-      </w:r>
-      <w:r>
-        <w:t>. Average Order Value by Customer Segment</w:t>
+        <w:t>Average Order Value by Customer Segment</w:t>
       </w:r>
     </w:p>
     <w:p>
@@ -1304,6 +1268,7 @@
             </w:pPr>
             <w:r>
               <w:rPr>
+                <w:noProof/>
                 <w:color w:val="5B6B7A"/>
                 <w:sz w:val="20"/>
               </w:rPr>
@@ -1359,13 +1324,7 @@
         <w:spacing w:before="160"/>
       </w:pPr>
       <w:r>
-        <w:t xml:space="preserve">Advanced Query </w:t>
-      </w:r>
-      <w:r>
-        <w:t>4</w:t>
-      </w:r>
-      <w:r>
-        <w:t>. Month-over-Month Revenue Growth W</w:t>
+        <w:t>Month-over-Month Revenue Growth W</w:t>
       </w:r>
     </w:p>
     <w:p>
@@ -1926,6 +1885,7 @@
             </w:pPr>
             <w:r>
               <w:rPr>
+                <w:noProof/>
                 <w:color w:val="5B6B7A"/>
                 <w:sz w:val="20"/>
               </w:rPr>
@@ -2045,35 +2005,7 @@
                 <w:color w:val="172B4D"/>
                 <w:sz w:val="17"/>
               </w:rPr>
-              <w:t xml:space="preserve">    </w:t>
-            </w:r>
-            <w:proofErr w:type="spellStart"/>
-            <w:proofErr w:type="gramStart"/>
-            <w:r>
-              <w:rPr>
-                <w:rFonts w:ascii="Consolas" w:hAnsi="Consolas"/>
-                <w:color w:val="172B4D"/>
-                <w:sz w:val="17"/>
-              </w:rPr>
-              <w:t>o.order</w:t>
-            </w:r>
-            <w:proofErr w:type="gramEnd"/>
-            <w:r>
-              <w:rPr>
-                <w:rFonts w:ascii="Consolas" w:hAnsi="Consolas"/>
-                <w:color w:val="172B4D"/>
-                <w:sz w:val="17"/>
-              </w:rPr>
-              <w:t>_id</w:t>
-            </w:r>
-            <w:proofErr w:type="spellEnd"/>
-            <w:r>
-              <w:rPr>
-                <w:rFonts w:ascii="Consolas" w:hAnsi="Consolas"/>
-                <w:color w:val="172B4D"/>
-                <w:sz w:val="17"/>
-              </w:rPr>
-              <w:t>,</w:t>
+              <w:t xml:space="preserve">    o.order_id,</w:t>
             </w:r>
           </w:p>
           <w:p>
@@ -2091,25 +2023,7 @@
                 <w:color w:val="172B4D"/>
                 <w:sz w:val="17"/>
               </w:rPr>
-              <w:t xml:space="preserve">    </w:t>
-            </w:r>
-            <w:proofErr w:type="spellStart"/>
-            <w:r>
-              <w:rPr>
-                <w:rFonts w:ascii="Consolas" w:hAnsi="Consolas"/>
-                <w:color w:val="172B4D"/>
-                <w:sz w:val="17"/>
-              </w:rPr>
-              <w:t>c.customer_name</w:t>
-            </w:r>
-            <w:proofErr w:type="spellEnd"/>
-            <w:r>
-              <w:rPr>
-                <w:rFonts w:ascii="Consolas" w:hAnsi="Consolas"/>
-                <w:color w:val="172B4D"/>
-                <w:sz w:val="17"/>
-              </w:rPr>
-              <w:t>,</w:t>
+              <w:t xml:space="preserve">    c.customer_name,</w:t>
             </w:r>
           </w:p>
           <w:p>
@@ -2127,35 +2041,7 @@
                 <w:color w:val="172B4D"/>
                 <w:sz w:val="17"/>
               </w:rPr>
-              <w:t xml:space="preserve">    </w:t>
-            </w:r>
-            <w:proofErr w:type="spellStart"/>
-            <w:proofErr w:type="gramStart"/>
-            <w:r>
-              <w:rPr>
-                <w:rFonts w:ascii="Consolas" w:hAnsi="Consolas"/>
-                <w:color w:val="172B4D"/>
-                <w:sz w:val="17"/>
-              </w:rPr>
-              <w:t>p.product</w:t>
-            </w:r>
-            <w:proofErr w:type="gramEnd"/>
-            <w:r>
-              <w:rPr>
-                <w:rFonts w:ascii="Consolas" w:hAnsi="Consolas"/>
-                <w:color w:val="172B4D"/>
-                <w:sz w:val="17"/>
-              </w:rPr>
-              <w:t>_name</w:t>
-            </w:r>
-            <w:proofErr w:type="spellEnd"/>
-            <w:r>
-              <w:rPr>
-                <w:rFonts w:ascii="Consolas" w:hAnsi="Consolas"/>
-                <w:color w:val="172B4D"/>
-                <w:sz w:val="17"/>
-              </w:rPr>
-              <w:t>,</w:t>
+              <w:t xml:space="preserve">    p.product_name,</w:t>
             </w:r>
           </w:p>
           <w:p>
@@ -2173,35 +2059,7 @@
                 <w:color w:val="172B4D"/>
                 <w:sz w:val="17"/>
               </w:rPr>
-              <w:t xml:space="preserve">    </w:t>
-            </w:r>
-            <w:proofErr w:type="spellStart"/>
-            <w:proofErr w:type="gramStart"/>
-            <w:r>
-              <w:rPr>
-                <w:rFonts w:ascii="Consolas" w:hAnsi="Consolas"/>
-                <w:color w:val="172B4D"/>
-                <w:sz w:val="17"/>
-              </w:rPr>
-              <w:t>cat.category</w:t>
-            </w:r>
-            <w:proofErr w:type="gramEnd"/>
-            <w:r>
-              <w:rPr>
-                <w:rFonts w:ascii="Consolas" w:hAnsi="Consolas"/>
-                <w:color w:val="172B4D"/>
-                <w:sz w:val="17"/>
-              </w:rPr>
-              <w:t>_name</w:t>
-            </w:r>
-            <w:proofErr w:type="spellEnd"/>
-            <w:r>
-              <w:rPr>
-                <w:rFonts w:ascii="Consolas" w:hAnsi="Consolas"/>
-                <w:color w:val="172B4D"/>
-                <w:sz w:val="17"/>
-              </w:rPr>
-              <w:t>,</w:t>
+              <w:t xml:space="preserve">    cat.category_name,</w:t>
             </w:r>
           </w:p>
           <w:p>
@@ -2219,25 +2077,7 @@
                 <w:color w:val="172B4D"/>
                 <w:sz w:val="17"/>
               </w:rPr>
-              <w:t xml:space="preserve">    </w:t>
-            </w:r>
-            <w:proofErr w:type="spellStart"/>
-            <w:r>
-              <w:rPr>
-                <w:rFonts w:ascii="Consolas" w:hAnsi="Consolas"/>
-                <w:color w:val="172B4D"/>
-                <w:sz w:val="17"/>
-              </w:rPr>
-              <w:t>d.department_name</w:t>
-            </w:r>
-            <w:proofErr w:type="spellEnd"/>
-            <w:r>
-              <w:rPr>
-                <w:rFonts w:ascii="Consolas" w:hAnsi="Consolas"/>
-                <w:color w:val="172B4D"/>
-                <w:sz w:val="17"/>
-              </w:rPr>
-              <w:t>,</w:t>
+              <w:t xml:space="preserve">    d.department_name,</w:t>
             </w:r>
           </w:p>
           <w:p>
@@ -2255,35 +2095,7 @@
                 <w:color w:val="172B4D"/>
                 <w:sz w:val="17"/>
               </w:rPr>
-              <w:t xml:space="preserve">    </w:t>
-            </w:r>
-            <w:proofErr w:type="spellStart"/>
-            <w:proofErr w:type="gramStart"/>
-            <w:r>
-              <w:rPr>
-                <w:rFonts w:ascii="Consolas" w:hAnsi="Consolas"/>
-                <w:color w:val="172B4D"/>
-                <w:sz w:val="17"/>
-              </w:rPr>
-              <w:t>oi.item</w:t>
-            </w:r>
-            <w:proofErr w:type="gramEnd"/>
-            <w:r>
-              <w:rPr>
-                <w:rFonts w:ascii="Consolas" w:hAnsi="Consolas"/>
-                <w:color w:val="172B4D"/>
-                <w:sz w:val="17"/>
-              </w:rPr>
-              <w:t>_quantity</w:t>
-            </w:r>
-            <w:proofErr w:type="spellEnd"/>
-            <w:r>
-              <w:rPr>
-                <w:rFonts w:ascii="Consolas" w:hAnsi="Consolas"/>
-                <w:color w:val="172B4D"/>
-                <w:sz w:val="17"/>
-              </w:rPr>
-              <w:t>,</w:t>
+              <w:t xml:space="preserve">    oi.item_quantity,</w:t>
             </w:r>
           </w:p>
           <w:p>
@@ -2301,35 +2113,7 @@
                 <w:color w:val="172B4D"/>
                 <w:sz w:val="17"/>
               </w:rPr>
-              <w:t xml:space="preserve">    </w:t>
-            </w:r>
-            <w:proofErr w:type="spellStart"/>
-            <w:proofErr w:type="gramStart"/>
-            <w:r>
-              <w:rPr>
-                <w:rFonts w:ascii="Consolas" w:hAnsi="Consolas"/>
-                <w:color w:val="172B4D"/>
-                <w:sz w:val="17"/>
-              </w:rPr>
-              <w:t>oi.item</w:t>
-            </w:r>
-            <w:proofErr w:type="gramEnd"/>
-            <w:r>
-              <w:rPr>
-                <w:rFonts w:ascii="Consolas" w:hAnsi="Consolas"/>
-                <w:color w:val="172B4D"/>
-                <w:sz w:val="17"/>
-              </w:rPr>
-              <w:t>_total</w:t>
-            </w:r>
-            <w:proofErr w:type="spellEnd"/>
-            <w:r>
-              <w:rPr>
-                <w:rFonts w:ascii="Consolas" w:hAnsi="Consolas"/>
-                <w:color w:val="172B4D"/>
-                <w:sz w:val="17"/>
-              </w:rPr>
-              <w:t>,</w:t>
+              <w:t xml:space="preserve">    oi.item_total,</w:t>
             </w:r>
           </w:p>
           <w:p>
@@ -2347,28 +2131,8 @@
                 <w:color w:val="172B4D"/>
                 <w:sz w:val="17"/>
               </w:rPr>
-              <w:t xml:space="preserve">    </w:t>
-            </w:r>
-            <w:proofErr w:type="spellStart"/>
-            <w:proofErr w:type="gramStart"/>
-            <w:r>
-              <w:rPr>
-                <w:rFonts w:ascii="Consolas" w:hAnsi="Consolas"/>
-                <w:color w:val="172B4D"/>
-                <w:sz w:val="17"/>
-              </w:rPr>
-              <w:t>o.delivery</w:t>
-            </w:r>
-            <w:proofErr w:type="gramEnd"/>
-            <w:r>
-              <w:rPr>
-                <w:rFonts w:ascii="Consolas" w:hAnsi="Consolas"/>
-                <w:color w:val="172B4D"/>
-                <w:sz w:val="17"/>
-              </w:rPr>
-              <w:t>_status</w:t>
-            </w:r>
-            <w:proofErr w:type="spellEnd"/>
+              <w:t xml:space="preserve">    o.delivery_status</w:t>
+            </w:r>
           </w:p>
           <w:p>
             <w:pPr>
@@ -2421,56 +2185,8 @@
                 <w:color w:val="172B4D"/>
                 <w:sz w:val="17"/>
               </w:rPr>
-              <w:t xml:space="preserve">    ON </w:t>
-            </w:r>
-            <w:proofErr w:type="spellStart"/>
-            <w:proofErr w:type="gramStart"/>
-            <w:r>
-              <w:rPr>
-                <w:rFonts w:ascii="Consolas" w:hAnsi="Consolas"/>
-                <w:color w:val="172B4D"/>
-                <w:sz w:val="17"/>
-              </w:rPr>
-              <w:t>o.customer</w:t>
-            </w:r>
-            <w:proofErr w:type="gramEnd"/>
-            <w:r>
-              <w:rPr>
-                <w:rFonts w:ascii="Consolas" w:hAnsi="Consolas"/>
-                <w:color w:val="172B4D"/>
-                <w:sz w:val="17"/>
-              </w:rPr>
-              <w:t>_id</w:t>
-            </w:r>
-            <w:proofErr w:type="spellEnd"/>
-            <w:r>
-              <w:rPr>
-                <w:rFonts w:ascii="Consolas" w:hAnsi="Consolas"/>
-                <w:color w:val="172B4D"/>
-                <w:sz w:val="17"/>
-              </w:rPr>
-              <w:t xml:space="preserve"> = </w:t>
-            </w:r>
-            <w:proofErr w:type="spellStart"/>
-            <w:proofErr w:type="gramStart"/>
-            <w:r>
-              <w:rPr>
-                <w:rFonts w:ascii="Consolas" w:hAnsi="Consolas"/>
-                <w:color w:val="172B4D"/>
-                <w:sz w:val="17"/>
-              </w:rPr>
-              <w:t>c.customer</w:t>
-            </w:r>
-            <w:proofErr w:type="gramEnd"/>
-            <w:r>
-              <w:rPr>
-                <w:rFonts w:ascii="Consolas" w:hAnsi="Consolas"/>
-                <w:color w:val="172B4D"/>
-                <w:sz w:val="17"/>
-              </w:rPr>
-              <w:t>_id</w:t>
-            </w:r>
-            <w:proofErr w:type="spellEnd"/>
+              <w:t xml:space="preserve">    ON o.customer_id = c.customer_id</w:t>
+            </w:r>
           </w:p>
           <w:p>
             <w:pPr>
@@ -2487,25 +2203,7 @@
                 <w:color w:val="172B4D"/>
                 <w:sz w:val="17"/>
               </w:rPr>
-              <w:t xml:space="preserve">JOIN </w:t>
-            </w:r>
-            <w:proofErr w:type="spellStart"/>
-            <w:r>
-              <w:rPr>
-                <w:rFonts w:ascii="Consolas" w:hAnsi="Consolas"/>
-                <w:color w:val="172B4D"/>
-                <w:sz w:val="17"/>
-              </w:rPr>
-              <w:t>order_items</w:t>
-            </w:r>
-            <w:proofErr w:type="spellEnd"/>
-            <w:r>
-              <w:rPr>
-                <w:rFonts w:ascii="Consolas" w:hAnsi="Consolas"/>
-                <w:color w:val="172B4D"/>
-                <w:sz w:val="17"/>
-              </w:rPr>
-              <w:t xml:space="preserve"> oi</w:t>
+              <w:t>JOIN order_items oi</w:t>
             </w:r>
           </w:p>
           <w:p>
@@ -2523,56 +2221,8 @@
                 <w:color w:val="172B4D"/>
                 <w:sz w:val="17"/>
               </w:rPr>
-              <w:t xml:space="preserve">    ON </w:t>
-            </w:r>
-            <w:proofErr w:type="spellStart"/>
-            <w:proofErr w:type="gramStart"/>
-            <w:r>
-              <w:rPr>
-                <w:rFonts w:ascii="Consolas" w:hAnsi="Consolas"/>
-                <w:color w:val="172B4D"/>
-                <w:sz w:val="17"/>
-              </w:rPr>
-              <w:t>o.order</w:t>
-            </w:r>
-            <w:proofErr w:type="gramEnd"/>
-            <w:r>
-              <w:rPr>
-                <w:rFonts w:ascii="Consolas" w:hAnsi="Consolas"/>
-                <w:color w:val="172B4D"/>
-                <w:sz w:val="17"/>
-              </w:rPr>
-              <w:t>_id</w:t>
-            </w:r>
-            <w:proofErr w:type="spellEnd"/>
-            <w:r>
-              <w:rPr>
-                <w:rFonts w:ascii="Consolas" w:hAnsi="Consolas"/>
-                <w:color w:val="172B4D"/>
-                <w:sz w:val="17"/>
-              </w:rPr>
-              <w:t xml:space="preserve"> = </w:t>
-            </w:r>
-            <w:proofErr w:type="spellStart"/>
-            <w:proofErr w:type="gramStart"/>
-            <w:r>
-              <w:rPr>
-                <w:rFonts w:ascii="Consolas" w:hAnsi="Consolas"/>
-                <w:color w:val="172B4D"/>
-                <w:sz w:val="17"/>
-              </w:rPr>
-              <w:t>oi.order</w:t>
-            </w:r>
-            <w:proofErr w:type="gramEnd"/>
-            <w:r>
-              <w:rPr>
-                <w:rFonts w:ascii="Consolas" w:hAnsi="Consolas"/>
-                <w:color w:val="172B4D"/>
-                <w:sz w:val="17"/>
-              </w:rPr>
-              <w:t>_id</w:t>
-            </w:r>
-            <w:proofErr w:type="spellEnd"/>
+              <w:t xml:space="preserve">    ON o.order_id = oi.order_id</w:t>
+            </w:r>
           </w:p>
           <w:p>
             <w:pPr>
@@ -2607,56 +2257,8 @@
                 <w:color w:val="172B4D"/>
                 <w:sz w:val="17"/>
               </w:rPr>
-              <w:t xml:space="preserve">    ON </w:t>
-            </w:r>
-            <w:proofErr w:type="spellStart"/>
-            <w:proofErr w:type="gramStart"/>
-            <w:r>
-              <w:rPr>
-                <w:rFonts w:ascii="Consolas" w:hAnsi="Consolas"/>
-                <w:color w:val="172B4D"/>
-                <w:sz w:val="17"/>
-              </w:rPr>
-              <w:t>oi.product</w:t>
-            </w:r>
-            <w:proofErr w:type="gramEnd"/>
-            <w:r>
-              <w:rPr>
-                <w:rFonts w:ascii="Consolas" w:hAnsi="Consolas"/>
-                <w:color w:val="172B4D"/>
-                <w:sz w:val="17"/>
-              </w:rPr>
-              <w:t>_card_id</w:t>
-            </w:r>
-            <w:proofErr w:type="spellEnd"/>
-            <w:r>
-              <w:rPr>
-                <w:rFonts w:ascii="Consolas" w:hAnsi="Consolas"/>
-                <w:color w:val="172B4D"/>
-                <w:sz w:val="17"/>
-              </w:rPr>
-              <w:t xml:space="preserve"> = </w:t>
-            </w:r>
-            <w:proofErr w:type="spellStart"/>
-            <w:proofErr w:type="gramStart"/>
-            <w:r>
-              <w:rPr>
-                <w:rFonts w:ascii="Consolas" w:hAnsi="Consolas"/>
-                <w:color w:val="172B4D"/>
-                <w:sz w:val="17"/>
-              </w:rPr>
-              <w:t>p.product</w:t>
-            </w:r>
-            <w:proofErr w:type="gramEnd"/>
-            <w:r>
-              <w:rPr>
-                <w:rFonts w:ascii="Consolas" w:hAnsi="Consolas"/>
-                <w:color w:val="172B4D"/>
-                <w:sz w:val="17"/>
-              </w:rPr>
-              <w:t>_card_id</w:t>
-            </w:r>
-            <w:proofErr w:type="spellEnd"/>
+              <w:t xml:space="preserve">    ON oi.product_card_id = p.product_card_id</w:t>
+            </w:r>
           </w:p>
           <w:p>
             <w:pPr>
@@ -2691,56 +2293,8 @@
                 <w:color w:val="172B4D"/>
                 <w:sz w:val="17"/>
               </w:rPr>
-              <w:t xml:space="preserve">    ON </w:t>
-            </w:r>
-            <w:proofErr w:type="spellStart"/>
-            <w:proofErr w:type="gramStart"/>
-            <w:r>
-              <w:rPr>
-                <w:rFonts w:ascii="Consolas" w:hAnsi="Consolas"/>
-                <w:color w:val="172B4D"/>
-                <w:sz w:val="17"/>
-              </w:rPr>
-              <w:t>p.category</w:t>
-            </w:r>
-            <w:proofErr w:type="gramEnd"/>
-            <w:r>
-              <w:rPr>
-                <w:rFonts w:ascii="Consolas" w:hAnsi="Consolas"/>
-                <w:color w:val="172B4D"/>
-                <w:sz w:val="17"/>
-              </w:rPr>
-              <w:t>_id</w:t>
-            </w:r>
-            <w:proofErr w:type="spellEnd"/>
-            <w:r>
-              <w:rPr>
-                <w:rFonts w:ascii="Consolas" w:hAnsi="Consolas"/>
-                <w:color w:val="172B4D"/>
-                <w:sz w:val="17"/>
-              </w:rPr>
-              <w:t xml:space="preserve"> = </w:t>
-            </w:r>
-            <w:proofErr w:type="spellStart"/>
-            <w:proofErr w:type="gramStart"/>
-            <w:r>
-              <w:rPr>
-                <w:rFonts w:ascii="Consolas" w:hAnsi="Consolas"/>
-                <w:color w:val="172B4D"/>
-                <w:sz w:val="17"/>
-              </w:rPr>
-              <w:t>cat.category</w:t>
-            </w:r>
-            <w:proofErr w:type="gramEnd"/>
-            <w:r>
-              <w:rPr>
-                <w:rFonts w:ascii="Consolas" w:hAnsi="Consolas"/>
-                <w:color w:val="172B4D"/>
-                <w:sz w:val="17"/>
-              </w:rPr>
-              <w:t>_id</w:t>
-            </w:r>
-            <w:proofErr w:type="spellEnd"/>
+              <w:t xml:space="preserve">    ON p.category_id = cat.category_id</w:t>
+            </w:r>
           </w:p>
           <w:p>
             <w:pPr>
@@ -2775,56 +2329,8 @@
                 <w:color w:val="172B4D"/>
                 <w:sz w:val="17"/>
               </w:rPr>
-              <w:t xml:space="preserve">    ON </w:t>
-            </w:r>
-            <w:proofErr w:type="spellStart"/>
-            <w:proofErr w:type="gramStart"/>
-            <w:r>
-              <w:rPr>
-                <w:rFonts w:ascii="Consolas" w:hAnsi="Consolas"/>
-                <w:color w:val="172B4D"/>
-                <w:sz w:val="17"/>
-              </w:rPr>
-              <w:t>cat.department</w:t>
-            </w:r>
-            <w:proofErr w:type="gramEnd"/>
-            <w:r>
-              <w:rPr>
-                <w:rFonts w:ascii="Consolas" w:hAnsi="Consolas"/>
-                <w:color w:val="172B4D"/>
-                <w:sz w:val="17"/>
-              </w:rPr>
-              <w:t>_id</w:t>
-            </w:r>
-            <w:proofErr w:type="spellEnd"/>
-            <w:r>
-              <w:rPr>
-                <w:rFonts w:ascii="Consolas" w:hAnsi="Consolas"/>
-                <w:color w:val="172B4D"/>
-                <w:sz w:val="17"/>
-              </w:rPr>
-              <w:t xml:space="preserve"> = </w:t>
-            </w:r>
-            <w:proofErr w:type="spellStart"/>
-            <w:proofErr w:type="gramStart"/>
-            <w:r>
-              <w:rPr>
-                <w:rFonts w:ascii="Consolas" w:hAnsi="Consolas"/>
-                <w:color w:val="172B4D"/>
-                <w:sz w:val="17"/>
-              </w:rPr>
-              <w:t>d.department</w:t>
-            </w:r>
-            <w:proofErr w:type="gramEnd"/>
-            <w:r>
-              <w:rPr>
-                <w:rFonts w:ascii="Consolas" w:hAnsi="Consolas"/>
-                <w:color w:val="172B4D"/>
-                <w:sz w:val="17"/>
-              </w:rPr>
-              <w:t>_id</w:t>
-            </w:r>
-            <w:proofErr w:type="spellEnd"/>
+              <w:t xml:space="preserve">    ON cat.department_id = d.department_id</w:t>
+            </w:r>
           </w:p>
           <w:p>
             <w:pPr>
@@ -2857,6 +2363,9 @@
     </w:p>
     <w:p>
       <w:r>
+        <w:rPr>
+          <w:noProof/>
+        </w:rPr>
         <w:drawing>
           <wp:inline distT="0" distB="0" distL="0" distR="0" wp14:anchorId="7153C985" wp14:editId="60A64431">
             <wp:extent cx="6400800" cy="2235835"/>
@@ -3721,6 +3230,7 @@
   <w:style w:type="character" w:default="1" w:styleId="DefaultParagraphFont">
     <w:name w:val="Default Paragraph Font"/>
     <w:uiPriority w:val="1"/>
+    <w:semiHidden/>
     <w:unhideWhenUsed/>
   </w:style>
   <w:style w:type="table" w:default="1" w:styleId="TableNormal">
@@ -14496,6 +14006,19 @@
         <w:shd w:val="clear" w:color="auto" w:fill="FBCAA2" w:themeFill="accent6" w:themeFillTint="7F"/>
       </w:tcPr>
     </w:tblStylePr>
+  </w:style>
+  <w:style w:type="paragraph" w:styleId="NormalWeb">
+    <w:name w:val="Normal (Web)"/>
+    <w:basedOn w:val="Normal"/>
+    <w:uiPriority w:val="99"/>
+    <w:semiHidden/>
+    <w:unhideWhenUsed/>
+    <w:rsid w:val="00F42139"/>
+    <w:rPr>
+      <w:rFonts w:ascii="Times New Roman" w:hAnsi="Times New Roman" w:cs="Times New Roman"/>
+      <w:sz w:val="24"/>
+      <w:szCs w:val="24"/>
+    </w:rPr>
   </w:style>
 </w:styles>
 </file>
